--- a/Mukunda_Resume.docx
+++ b/Mukunda_Resume.docx
@@ -61,7 +61,7 @@
                 <w:sz w:val="18"/>
                 <w:szCs w:val="18"/>
               </w:rPr>
-              <w:t xml:space="preserve">SOFTWARE DEVELOPMENT ENGINEER II  |  FULL STACK DEVELOPER</w:t>
+              <w:t xml:space="preserve">SENIOR FULL STACK ENGINEER</w:t>
             </w:r>
           </w:p>
           <w:p>
@@ -331,7 +331,7 @@
           <w:sz w:val="20"/>
           <w:szCs w:val="20"/>
         </w:rPr>
-        <w:t xml:space="preserve">Full Stack Developer and SDE II with 5+ years of experience delivering scalable, production-grade web applications across maritime technology, automotive, food-tech, and enterprise domains. Proficient across the full stack — React, Next.js, Node.js, Java/Kotlin, Spring Boot — and cloud platforms (AWS, Azure). Actively leverages AI-assisted development (GitHub Copilot, Cursor, Augment, Claude AI) and has integrated OpenAI API into production workflows. Built custom frameworks, led teams, and shipped products used by global shipping operators and Fortune-500 clients. Recognised twice as Best Employee of the Year. EU Blue Card eligible. Open to relocation across the EU — available for a notice period of 30–60 days. Open to all EU countries.</w:t>
+        <w:t xml:space="preserve">Senior Full Stack Engineer with 5+ years of experience delivering scalable, production-grade web applications across maritime technology, automotive, and enterprise domains. Proficient across the full stack — React, Next.js, Node.js, Java/Kotlin, Spring Boot — and cloud platforms (AWS, Azure). Actively leverages AI-assisted development (GitHub Copilot, Cursor, Augment, Claude AI) and has integrated OpenAI API into production workflows. Built custom frameworks, led teams, and shipped products used by global shipping operators and Fortune-500 clients. Recognised twice as Best Employee of the Year. EU Blue Card eligible. Open to relocation across the EU — available with 30 days’ notice.</w:t>
       </w:r>
     </w:p>
     <w:p>
@@ -358,7 +358,7 @@
             <w:szCs w:val="19"/>
             <w:u w:val="single"/>
           </w:rPr>
-          <w:t xml:space="preserve">mukundakamatham.github.io/csb-3o9c5</w:t>
+          <w:t xml:space="preserve">mukundakamatham.github.io</w:t>
         </w:r>
       </w:hyperlink>
       <w:r>
@@ -421,7 +421,7 @@
           <w:sz w:val="22"/>
           <w:szCs w:val="22"/>
         </w:rPr>
-        <w:t xml:space="preserve">SDE II — Full Stack Developer</w:t>
+        <w:t xml:space="preserve">Senior Full Stack Engineer</w:t>
       </w:r>
       <w:r>
         <w:rPr>
@@ -456,7 +456,7 @@
           <w:sz w:val="20"/>
           <w:szCs w:val="20"/>
         </w:rPr>
-        <w:t xml:space="preserve">Geoserve India Pvt. Ltd.  (Subsidiary of Scorpio Marine Management)</w:t>
+        <w:t xml:space="preserve">Geoserve India Pvt. Ltd.</w:t>
       </w:r>
     </w:p>
     <w:p>
@@ -570,7 +570,7 @@
           <w:sz w:val="22"/>
           <w:szCs w:val="22"/>
         </w:rPr>
-        <w:t xml:space="preserve">Full Stack Developer</w:t>
+        <w:t xml:space="preserve">Senior Full Stack Engineer</w:t>
       </w:r>
       <w:r>
         <w:rPr>
@@ -700,7 +700,7 @@
           <w:sz w:val="22"/>
           <w:szCs w:val="22"/>
         </w:rPr>
-        <w:t xml:space="preserve">Full Stack Web Developer  —  Team Lead</w:t>
+        <w:t xml:space="preserve">Full Stack Engineer — Team Lead</w:t>
       </w:r>
       <w:r>
         <w:rPr>
@@ -754,26 +754,26 @@
           <w:sz w:val="19"/>
           <w:szCs w:val="19"/>
         </w:rPr>
-        <w:t xml:space="preserve">Led a team of 8 developers building maritime technology products for Frontm, a global platform connecting ship crews and operators.</w:t>
-      </w:r>
-    </w:p>
-    <w:p>
-      <w:pPr>
-        <w:pStyle w:val="ListParagraph"/>
-        <w:numPr>
-          <w:ilvl w:val="0"/>
-          <w:numId w:val="2"/>
-        </w:numPr>
-        <w:spacing w:after="30" w:before="30"/>
-      </w:pPr>
-      <w:r>
-        <w:rPr>
-          <w:rFonts w:ascii="Calibri" w:cs="Calibri" w:eastAsia="Calibri" w:hAnsi="Calibri"/>
-          <w:color w:val="222222"/>
-          <w:sz w:val="19"/>
-          <w:szCs w:val="19"/>
-        </w:rPr>
-        <w:t xml:space="preserve">Architected and built a custom JavaScript framework from scratch using Node.js, C++, and AWS to streamline Frontm product development and reduce feature delivery time.</w:t>
+        <w:t xml:space="preserve">Led a team of 8 developers building maritime technology products for FrontM — a global platform now serving 1,000+ vessels and 50,000+ maritime professionals.</w:t>
+      </w:r>
+    </w:p>
+    <w:p>
+      <w:pPr>
+        <w:pStyle w:val="ListParagraph"/>
+        <w:numPr>
+          <w:ilvl w:val="0"/>
+          <w:numId w:val="2"/>
+        </w:numPr>
+        <w:spacing w:after="30" w:before="30"/>
+      </w:pPr>
+      <w:r>
+        <w:rPr>
+          <w:rFonts w:ascii="Calibri" w:cs="Calibri" w:eastAsia="Calibri" w:hAnsi="Calibri"/>
+          <w:color w:val="222222"/>
+          <w:sz w:val="19"/>
+          <w:szCs w:val="19"/>
+        </w:rPr>
+        <w:t xml:space="preserve">Architected and built a custom JavaScript framework from scratch using Node.js and AWS to streamline FrontM product development and reduce feature delivery time.</w:t>
       </w:r>
     </w:p>
     <w:p>
@@ -849,7 +849,7 @@
           <w:sz w:val="22"/>
           <w:szCs w:val="22"/>
         </w:rPr>
-        <w:t xml:space="preserve">Full Stack Web Developer</w:t>
+        <w:t xml:space="preserve">Senior Software Engineer (Full Stack)</w:t>
       </w:r>
       <w:r>
         <w:rPr>
@@ -1152,7 +1152,7 @@
                 <w:sz w:val="19"/>
                 <w:szCs w:val="19"/>
               </w:rPr>
-              <w:t xml:space="preserve">JavaScript (ES6+), Python, Java, Kotlin, C, C++, HTML5, CSS3</w:t>
+              <w:t xml:space="preserve">JavaScript (ES6+), TypeScript, Python, Java, Kotlin, HTML5, CSS3</w:t>
             </w:r>
           </w:p>
         </w:tc>

--- a/Mukunda_Resume.docx
+++ b/Mukunda_Resume.docx
@@ -104,7 +104,7 @@
             <w:r>
               <w:drawing>
                 <wp:inline distT="0" distB="0" distL="0" distR="0">
-                  <wp:extent cx="1047750" cy="1257300"/>
+                  <wp:extent cx="1047750" cy="1047750"/>
                   <wp:effectExtent t="0" r="0" b="0" l="0"/>
                   <wp:docPr id="1" name="photo" descr="Profile photo — replace with headshot" title="Photo"/>
                   <wp:cNvGraphicFramePr>
@@ -129,7 +129,7 @@
                         <pic:spPr bwMode="auto">
                           <a:xfrm>
                             <a:off x="0" y="0"/>
-                            <a:ext cx="1047750" cy="1257300"/>
+                            <a:ext cx="1047750" cy="1047750"/>
                           </a:xfrm>
                           <a:prstGeom prst="rect">
                             <a:avLst/>
